--- a/paper/main.docx
+++ b/paper/main.docx
@@ -463,22 +463,17 @@
         <w:t xml:space="preserve"> </w:t>
       </w:r>
       <w:r>
-        <w:t xml:space="preserve">measurement for a bounded window. Our contributions:</w:t>
-      </w:r>
-    </w:p>
-    <w:p>
-      <w:pPr>
-        <w:numPr>
-          <w:ilvl w:val="0"/>
-          <w:numId w:val="1001"/>
-        </w:numPr>
-      </w:pPr>
+        <w:t xml:space="preserve">measurement for a bounded window, and makes five contributions. The first is a</w:t>
+      </w:r>
+      <w:r>
+        <w:t xml:space="preserve"> </w:t>
+      </w:r>
       <w:r>
         <w:rPr>
           <w:b/>
           <w:bCs/>
         </w:rPr>
-        <w:t xml:space="preserve">A citation-level audit</w:t>
+        <w:t xml:space="preserve">citation-level audit</w:t>
       </w:r>
       <w:r>
         <w:t xml:space="preserve"> </w:t>
@@ -490,109 +485,116 @@
         <w:t xml:space="preserve">,</w:t>
       </w:r>
       <w:r>
-        <w:t xml:space="preserve">078 citation events with</w:t>
-      </w:r>
-      <w:r>
-        <w:t xml:space="preserve"> </w:t>
-      </w:r>
-      <w:r>
-        <w:t xml:space="preserve">proportions as Wilson score intervals, showing news of any kind at 12.8%.</w:t>
-      </w:r>
-    </w:p>
-    <w:p>
-      <w:pPr>
-        <w:numPr>
-          <w:ilvl w:val="0"/>
-          <w:numId w:val="1001"/>
-        </w:numPr>
-      </w:pPr>
+        <w:t xml:space="preserve">078 citation events, with proportions</w:t>
+      </w:r>
+      <w:r>
+        <w:t xml:space="preserve"> </w:t>
+      </w:r>
+      <w:r>
+        <w:t xml:space="preserve">reported as Wilson score intervals, which places news of any kind at 12.8% of</w:t>
+      </w:r>
+      <w:r>
+        <w:t xml:space="preserve"> </w:t>
+      </w:r>
+      <w:r>
+        <w:t xml:space="preserve">the total. The second is a</w:t>
+      </w:r>
+      <w:r>
+        <w:t xml:space="preserve"> </w:t>
+      </w:r>
       <w:r>
         <w:rPr>
           <w:b/>
           <w:bCs/>
         </w:rPr>
-        <w:t xml:space="preserve">A concentration analysis</w:t>
-      </w:r>
-      <w:r>
-        <w:t xml:space="preserve"> </w:t>
-      </w:r>
-      <w:r>
-        <w:t xml:space="preserve">quantifying how narrow the diet is.</w:t>
-      </w:r>
-    </w:p>
-    <w:p>
-      <w:pPr>
-        <w:numPr>
-          <w:ilvl w:val="0"/>
-          <w:numId w:val="1001"/>
-        </w:numPr>
-      </w:pPr>
+        <w:t xml:space="preserve">concentration analysis</w:t>
+      </w:r>
+      <w:r>
+        <w:t xml:space="preserve"> </w:t>
+      </w:r>
+      <w:r>
+        <w:t xml:space="preserve">quantifying how</w:t>
+      </w:r>
+      <w:r>
+        <w:t xml:space="preserve"> </w:t>
+      </w:r>
+      <w:r>
+        <w:t xml:space="preserve">narrow the resulting diet is. The third is a</w:t>
+      </w:r>
+      <w:r>
+        <w:t xml:space="preserve"> </w:t>
+      </w:r>
       <w:r>
         <w:rPr>
           <w:b/>
           <w:bCs/>
         </w:rPr>
-        <w:t xml:space="preserve">A structural test</w:t>
-      </w:r>
-      <w:r>
-        <w:t xml:space="preserve"> </w:t>
-      </w:r>
-      <w:r>
-        <w:t xml:space="preserve">of the counter-canon claim: co-citation</w:t>
-      </w:r>
-      <w:r>
-        <w:t xml:space="preserve"> </w:t>
-      </w:r>
-      <w:r>
-        <w:t xml:space="preserve">assortativity by editorial orientation, which finds none.</w:t>
-      </w:r>
-    </w:p>
-    <w:p>
-      <w:pPr>
-        <w:numPr>
-          <w:ilvl w:val="0"/>
-          <w:numId w:val="1001"/>
-        </w:numPr>
-      </w:pPr>
+        <w:t xml:space="preserve">structural test</w:t>
+      </w:r>
+      <w:r>
+        <w:t xml:space="preserve"> </w:t>
+      </w:r>
+      <w:r>
+        <w:t xml:space="preserve">of the</w:t>
+      </w:r>
+      <w:r>
+        <w:t xml:space="preserve"> </w:t>
+      </w:r>
+      <w:r>
+        <w:t xml:space="preserve">counter-canon claim, measuring co-citation assortativity by editorial</w:t>
+      </w:r>
+      <w:r>
+        <w:t xml:space="preserve"> </w:t>
+      </w:r>
+      <w:r>
+        <w:t xml:space="preserve">orientation, which finds none. The fourth is a</w:t>
+      </w:r>
+      <w:r>
+        <w:t xml:space="preserve"> </w:t>
+      </w:r>
       <w:r>
         <w:rPr>
           <w:b/>
           <w:bCs/>
         </w:rPr>
-        <w:t xml:space="preserve">A published codebook</w:t>
-      </w:r>
-      <w:r>
-        <w:t xml:space="preserve"> </w:t>
-      </w:r>
-      <w:r>
-        <w:t xml:space="preserve">of 203 manually coded domains, and evidence</w:t>
-      </w:r>
-      <w:r>
-        <w:t xml:space="preserve"> </w:t>
-      </w:r>
-      <w:r>
-        <w:t xml:space="preserve">that US-centric source taxonomies undercount news 2.8-fold here.</w:t>
-      </w:r>
-    </w:p>
-    <w:p>
-      <w:pPr>
-        <w:numPr>
-          <w:ilvl w:val="0"/>
-          <w:numId w:val="1001"/>
-        </w:numPr>
-      </w:pPr>
+        <w:t xml:space="preserve">published codebook</w:t>
+      </w:r>
+      <w:r>
+        <w:t xml:space="preserve"> </w:t>
+      </w:r>
+      <w:r>
+        <w:t xml:space="preserve">of</w:t>
+      </w:r>
+      <w:r>
+        <w:t xml:space="preserve"> </w:t>
+      </w:r>
+      <w:r>
+        <w:t xml:space="preserve">203 manually coded domains, together with evidence that US-centric source</w:t>
+      </w:r>
+      <w:r>
+        <w:t xml:space="preserve"> </w:t>
+      </w:r>
+      <w:r>
+        <w:t xml:space="preserve">taxonomies undercount news on this corpus by a factor of 2.8. The fifth is a</w:t>
+      </w:r>
+      <w:r>
+        <w:t xml:space="preserve"> </w:t>
+      </w:r>
       <w:r>
         <w:rPr>
           <w:b/>
           <w:bCs/>
         </w:rPr>
-        <w:t xml:space="preserve">A measured floor on survivorship bias</w:t>
-      </w:r>
-      <w:r>
-        <w:t xml:space="preserve"> </w:t>
-      </w:r>
-      <w:r>
-        <w:t xml:space="preserve">from repeated captures.</w:t>
+        <w:t xml:space="preserve">measured floor on survivorship bias</w:t>
+      </w:r>
+      <w:r>
+        <w:t xml:space="preserve">, derived from repeated captures of</w:t>
+      </w:r>
+      <w:r>
+        <w:t xml:space="preserve"> </w:t>
+      </w:r>
+      <w:r>
+        <w:t xml:space="preserve">the same threads.</w:t>
       </w:r>
     </w:p>
     <w:bookmarkEnd w:id="11"/>
@@ -1230,34 +1232,32 @@
     </w:p>
     <w:p>
       <w:pPr>
-        <w:pStyle w:val="DefinitionTerm"/>
+        <w:pStyle w:val="BodyText"/>
       </w:pPr>
       <w:r>
         <w:rPr>
           <w:b/>
           <w:bCs/>
         </w:rPr>
-        <w:t xml:space="preserve">H1 (counter-canon).</w:t>
-      </w:r>
-    </w:p>
-    <w:p>
-      <w:pPr>
-        <w:pStyle w:val="Definition"/>
-      </w:pPr>
-      <w:r>
-        <w:t xml:space="preserve">If /pol/ maintains an</w:t>
-      </w:r>
-      <w:r>
-        <w:t xml:space="preserve"> </w:t>
-      </w:r>
-      <w:r>
-        <w:t xml:space="preserve">alternative media ecosystem, alternative outlets will be numerically</w:t>
-      </w:r>
-      <w:r>
-        <w:t xml:space="preserve"> </w:t>
-      </w:r>
-      <w:r>
-        <w:t xml:space="preserve">substantial, mutually co-cited and structurally central in the citation network.</w:t>
+        <w:t xml:space="preserve">H1 (counter-canon)</w:t>
+      </w:r>
+      <w:r>
+        <w:t xml:space="preserve"> </w:t>
+      </w:r>
+      <w:r>
+        <w:t xml:space="preserve">holds that if /pol/ maintains an alternative media</w:t>
+      </w:r>
+      <w:r>
+        <w:t xml:space="preserve"> </w:t>
+      </w:r>
+      <w:r>
+        <w:t xml:space="preserve">ecosystem, alternative outlets will be numerically substantial, mutually</w:t>
+      </w:r>
+      <w:r>
+        <w:t xml:space="preserve"> </w:t>
+      </w:r>
+      <w:r>
+        <w:t xml:space="preserve">co-cited and structurally central in the citation network.</w:t>
       </w:r>
       <w:r>
         <w:t xml:space="preserve"> </w:t>
@@ -1296,118 +1296,73 @@
       <w:r>
         <w:t xml:space="preserve">test all three implications.</w:t>
       </w:r>
-    </w:p>
-    <w:p>
-      <w:pPr>
-        <w:pStyle w:val="DefinitionTerm"/>
-      </w:pPr>
+      <w:r>
+        <w:t xml:space="preserve"> </w:t>
+      </w:r>
       <w:r>
         <w:rPr>
           <w:b/>
           <w:bCs/>
         </w:rPr>
-        <w:t xml:space="preserve">H2 (infrastructure).</w:t>
-      </w:r>
-    </w:p>
-    <w:p>
-      <w:pPr>
-        <w:pStyle w:val="Definition"/>
-      </w:pPr>
-      <w:r>
-        <w:t xml:space="preserve">If circulation is organised by</w:t>
-      </w:r>
-      <w:r>
-        <w:t xml:space="preserve"> </w:t>
-      </w:r>
-      <w:r>
-        <w:t xml:space="preserve">platform affordance and preservation need, platform and archive hosts will</w:t>
-      </w:r>
-      <w:r>
-        <w:t xml:space="preserve"> </w:t>
-      </w:r>
-      <w:r>
-        <w:t xml:space="preserve">dominate the citation supply, and co-citation communities will partition by</w:t>
-      </w:r>
-      <w:r>
-        <w:t xml:space="preserve"> </w:t>
-      </w:r>
-      <w:r>
-        <w:t xml:space="preserve">subject matter in place of editorial orientation.</w:t>
-      </w:r>
-      <w:r>
-        <w:t xml:space="preserve"> </w:t>
-      </w:r>
-      <w:r>
-        <w:t xml:space="preserve">Sections </w:t>
-      </w:r>
-      <w:hyperlink w:anchor="sec:shares">
-        <w:r>
-          <w:rPr>
-            <w:rStyle w:val="Hyperlink"/>
-          </w:rPr>
-          <w:t xml:space="preserve">4.1</w:t>
-        </w:r>
-      </w:hyperlink>
-      <w:r>
-        <w:t xml:space="preserve"> </w:t>
-      </w:r>
-      <w:r>
-        <w:t xml:space="preserve">and</w:t>
-      </w:r>
-      <w:r>
-        <w:t xml:space="preserve"> </w:t>
-      </w:r>
-      <w:hyperlink w:anchor="sec:network">
-        <w:r>
-          <w:rPr>
-            <w:rStyle w:val="Hyperlink"/>
-          </w:rPr>
-          <w:t xml:space="preserve">4.3</w:t>
-        </w:r>
-      </w:hyperlink>
-      <w:r>
-        <w:t xml:space="preserve"> </w:t>
-      </w:r>
-      <w:r>
-        <w:t xml:space="preserve">test both parts.</w:t>
-      </w:r>
-    </w:p>
-    <w:p>
-      <w:pPr>
-        <w:pStyle w:val="DefinitionTerm"/>
-      </w:pPr>
+        <w:t xml:space="preserve">H2 (infrastructure)</w:t>
+      </w:r>
+      <w:r>
+        <w:t xml:space="preserve"> </w:t>
+      </w:r>
+      <w:r>
+        <w:t xml:space="preserve">holds that if circulation is organised by platform</w:t>
+      </w:r>
+      <w:r>
+        <w:t xml:space="preserve"> </w:t>
+      </w:r>
+      <w:r>
+        <w:t xml:space="preserve">affordance and preservation need, platform and archive hosts will dominate the</w:t>
+      </w:r>
+      <w:r>
+        <w:t xml:space="preserve"> </w:t>
+      </w:r>
+      <w:r>
+        <w:t xml:space="preserve">citation supply, and co-citation communities will partition by subject matter in</w:t>
+      </w:r>
+      <w:r>
+        <w:t xml:space="preserve"> </w:t>
+      </w:r>
+      <w:r>
+        <w:t xml:space="preserve">place of editorial orientation. The same two sections test both parts.</w:t>
+      </w:r>
+      <w:r>
+        <w:t xml:space="preserve"> </w:t>
+      </w:r>
       <w:r>
         <w:rPr>
           <w:b/>
           <w:bCs/>
         </w:rPr>
-        <w:t xml:space="preserve">H3 (instrument dependence).</w:t>
-      </w:r>
-    </w:p>
-    <w:p>
-      <w:pPr>
-        <w:pStyle w:val="Definition"/>
-      </w:pPr>
-      <w:r>
-        <w:t xml:space="preserve">If source taxonomies</w:t>
-      </w:r>
-      <w:r>
-        <w:t xml:space="preserve"> </w:t>
-      </w:r>
-      <w:r>
-        <w:t xml:space="preserve">built for the American media market are applied to an internationally sourced</w:t>
-      </w:r>
-      <w:r>
-        <w:t xml:space="preserve"> </w:t>
-      </w:r>
-      <w:r>
-        <w:t xml:space="preserve">corpus, measured news share will be biased downward by an amount large enough to</w:t>
-      </w:r>
-      <w:r>
-        <w:t xml:space="preserve"> </w:t>
-      </w:r>
-      <w:r>
-        <w:t xml:space="preserve">alter substantive conclusions. Section </w:t>
+        <w:t xml:space="preserve">H3 (instrument dependence)</w:t>
+      </w:r>
+      <w:r>
+        <w:t xml:space="preserve"> </w:t>
+      </w:r>
+      <w:r>
+        <w:t xml:space="preserve">holds that if source taxonomies built for</w:t>
+      </w:r>
+      <w:r>
+        <w:t xml:space="preserve"> </w:t>
+      </w:r>
+      <w:r>
+        <w:t xml:space="preserve">the American media market are applied to an internationally sourced corpus,</w:t>
+      </w:r>
+      <w:r>
+        <w:t xml:space="preserve"> </w:t>
+      </w:r>
+      <w:r>
+        <w:t xml:space="preserve">measured news share will be biased downward by an amount large enough to alter</w:t>
+      </w:r>
+      <w:r>
+        <w:t xml:space="preserve"> </w:t>
+      </w:r>
+      <w:r>
+        <w:t xml:space="preserve">substantive conclusions, which Section </w:t>
       </w:r>
       <w:hyperlink w:anchor="sec:coding">
         <w:r>
@@ -1421,12 +1376,12 @@
         <w:t xml:space="preserve"> </w:t>
       </w:r>
       <w:r>
-        <w:t xml:space="preserve">quantifies it.</w:t>
-      </w:r>
-    </w:p>
-    <w:p>
-      <w:pPr>
-        <w:pStyle w:val="FirstParagraph"/>
+        <w:t xml:space="preserve">quantifies.</w:t>
+      </w:r>
+    </w:p>
+    <w:p>
+      <w:pPr>
+        <w:pStyle w:val="BodyText"/>
       </w:pPr>
       <w:r>
         <w:t xml:space="preserve">H1 and H2 are rivals over the same evidence, which is what makes the test</w:t>
@@ -2125,16 +2080,11 @@
         <w:t xml:space="preserve"> </w:t>
       </w:r>
       <w:r>
-        <w:t xml:space="preserve">Four rules were fixed in advance and applied uniformly:</w:t>
-      </w:r>
-    </w:p>
-    <w:p>
-      <w:pPr>
-        <w:numPr>
-          <w:ilvl w:val="0"/>
-          <w:numId w:val="1002"/>
-        </w:numPr>
-      </w:pPr>
+        <w:t xml:space="preserve">Four rules were fixed in advance and applied uniformly.</w:t>
+      </w:r>
+      <w:r>
+        <w:t xml:space="preserve"> </w:t>
+      </w:r>
       <w:r>
         <w:rPr>
           <w:b/>
@@ -2146,7 +2096,10 @@
         <w:t xml:space="preserve"> </w:t>
       </w:r>
       <w:r>
-        <w:t xml:space="preserve">(</w:t>
+        <w:t xml:space="preserve">such as</w:t>
+      </w:r>
+      <w:r>
+        <w:t xml:space="preserve"> </w:t>
       </w:r>
       <w:r>
         <w:rPr>
@@ -2155,7 +2108,10 @@
         <w:t xml:space="preserve">msn.com</w:t>
       </w:r>
       <w:r>
-        <w:t xml:space="preserve">,</w:t>
+        <w:t xml:space="preserve"> </w:t>
+      </w:r>
+      <w:r>
+        <w:t xml:space="preserve">and</w:t>
       </w:r>
       <w:r>
         <w:t xml:space="preserve"> </w:t>
@@ -2167,22 +2123,26 @@
         <w:t xml:space="preserve">yahoo.com</w:t>
       </w:r>
       <w:r>
-        <w:t xml:space="preserve">) are coded by</w:t>
-      </w:r>
-      <w:r>
-        <w:t xml:space="preserve"> </w:t>
-      </w:r>
-      <w:r>
-        <w:t xml:space="preserve">what they redistribute; search engines and link shorteners are not news.</w:t>
-      </w:r>
-    </w:p>
-    <w:p>
-      <w:pPr>
-        <w:numPr>
-          <w:ilvl w:val="0"/>
-          <w:numId w:val="1002"/>
-        </w:numPr>
-      </w:pPr>
+        <w:t xml:space="preserve"> </w:t>
+      </w:r>
+      <w:r>
+        <w:t xml:space="preserve">are coded by what they</w:t>
+      </w:r>
+      <w:r>
+        <w:t xml:space="preserve"> </w:t>
+      </w:r>
+      <w:r>
+        <w:t xml:space="preserve">redistribute, while search engines and link shorteners fall outside the news</w:t>
+      </w:r>
+      <w:r>
+        <w:t xml:space="preserve"> </w:t>
+      </w:r>
+      <w:r>
+        <w:t xml:space="preserve">categories altogether.</w:t>
+      </w:r>
+      <w:r>
+        <w:t xml:space="preserve"> </w:t>
+      </w:r>
       <w:r>
         <w:rPr>
           <w:b/>
@@ -2194,34 +2154,35 @@
         <w:t xml:space="preserve"> </w:t>
       </w:r>
       <w:r>
-        <w:t xml:space="preserve">is defined by ownership and funding, not</w:t>
-      </w:r>
-      <w:r>
-        <w:t xml:space="preserve"> </w:t>
-      </w:r>
-      <w:r>
-        <w:t xml:space="preserve">editorial independence. This groups Al Jazeera with the BBC, ABC (Australia),</w:t>
-      </w:r>
-      <w:r>
-        <w:t xml:space="preserve"> </w:t>
-      </w:r>
-      <w:r>
-        <w:t xml:space="preserve">PBS, NHK, Deutsche Welle, Anadolu, Channel News Asia and Minnesota Public Radio,</w:t>
-      </w:r>
-      <w:r>
-        <w:t xml:space="preserve"> </w:t>
-      </w:r>
-      <w:r>
-        <w:t xml:space="preserve">and moves the BBC (135 citations) out of mainstream.</w:t>
-      </w:r>
-    </w:p>
-    <w:p>
-      <w:pPr>
-        <w:numPr>
-          <w:ilvl w:val="0"/>
-          <w:numId w:val="1002"/>
-        </w:numPr>
-      </w:pPr>
+        <w:t xml:space="preserve">status takes ownership and</w:t>
+      </w:r>
+      <w:r>
+        <w:t xml:space="preserve"> </w:t>
+      </w:r>
+      <w:r>
+        <w:t xml:space="preserve">funding as its criterion, setting editorial independence aside, which groups Al</w:t>
+      </w:r>
+      <w:r>
+        <w:t xml:space="preserve"> </w:t>
+      </w:r>
+      <w:r>
+        <w:t xml:space="preserve">Jazeera with the BBC, ABC (Australia), PBS, NHK, Deutsche Welle, Anadolu,</w:t>
+      </w:r>
+      <w:r>
+        <w:t xml:space="preserve"> </w:t>
+      </w:r>
+      <w:r>
+        <w:t xml:space="preserve">Channel News Asia and Minnesota Public Radio, and moves the BBC (135 citations)</w:t>
+      </w:r>
+      <w:r>
+        <w:t xml:space="preserve"> </w:t>
+      </w:r>
+      <w:r>
+        <w:t xml:space="preserve">out of mainstream.</w:t>
+      </w:r>
+      <w:r>
+        <w:t xml:space="preserve"> </w:t>
+      </w:r>
       <w:r>
         <w:rPr>
           <w:b/>
@@ -2233,39 +2194,48 @@
         <w:t xml:space="preserve"> </w:t>
       </w:r>
       <w:r>
-        <w:t xml:space="preserve">count as alternative media.</w:t>
-      </w:r>
-    </w:p>
-    <w:p>
-      <w:pPr>
-        <w:numPr>
-          <w:ilvl w:val="0"/>
-          <w:numId w:val="1002"/>
-        </w:numPr>
-      </w:pPr>
+        <w:t xml:space="preserve">count as alternative</w:t>
+      </w:r>
+      <w:r>
+        <w:t xml:space="preserve"> </w:t>
+      </w:r>
+      <w:r>
+        <w:t xml:space="preserve">media, since they produce editorial content of their own.</w:t>
+      </w:r>
+      <w:r>
+        <w:t xml:space="preserve"> </w:t>
+      </w:r>
       <w:r>
         <w:rPr>
           <w:b/>
           <w:bCs/>
         </w:rPr>
-        <w:t xml:space="preserve">Campaign sites</w:t>
-      </w:r>
-      <w:r>
-        <w:t xml:space="preserve"> </w:t>
-      </w:r>
-      <w:r>
-        <w:t xml:space="preserve">stay unclassified; state media outlets remain</w:t>
-      </w:r>
-      <w:r>
-        <w:t xml:space="preserve"> </w:t>
-      </w:r>
-      <w:r>
-        <w:t xml:space="preserve">state-controlled.</w:t>
-      </w:r>
-    </w:p>
-    <w:p>
-      <w:pPr>
-        <w:pStyle w:val="FirstParagraph"/>
+        <w:t xml:space="preserve">Campaign</w:t>
+      </w:r>
+      <w:r>
+        <w:rPr>
+          <w:b/>
+          <w:bCs/>
+        </w:rPr>
+        <w:t xml:space="preserve"> </w:t>
+      </w:r>
+      <w:r>
+        <w:rPr>
+          <w:b/>
+          <w:bCs/>
+        </w:rPr>
+        <w:t xml:space="preserve">sites</w:t>
+      </w:r>
+      <w:r>
+        <w:t xml:space="preserve"> </w:t>
+      </w:r>
+      <w:r>
+        <w:t xml:space="preserve">remain unclassified, while state media outlets stay state-controlled.</w:t>
+      </w:r>
+    </w:p>
+    <w:p>
+      <w:pPr>
+        <w:pStyle w:val="BodyText"/>
       </w:pPr>
       <w:r>
         <w:t xml:space="preserve">Manual coding raised news media from 4.6% to</w:t>
@@ -5347,153 +5317,8 @@
       </w:pPr>
     </w:lvl>
   </w:abstractNum>
-  <w:abstractNum w:abstractNumId="99201">
-    <w:nsid w:val="00A99201"/>
-    <w:multiLevelType w:val="multilevel"/>
-    <w:lvl w:ilvl="0">
-      <w:start w:val="1"/>
-      <w:numFmt w:val="decimal"/>
-      <w:lvlText w:val="%1."/>
-      <w:lvlJc w:val="left"/>
-      <w:pPr>
-        <w:ind w:left="720" w:hanging="360"/>
-      </w:pPr>
-    </w:lvl>
-    <w:lvl w:ilvl="1">
-      <w:start w:val="1"/>
-      <w:numFmt w:val="lowerLetter"/>
-      <w:lvlText w:val="%2."/>
-      <w:lvlJc w:val="left"/>
-      <w:pPr>
-        <w:ind w:left="1440" w:hanging="360"/>
-      </w:pPr>
-    </w:lvl>
-    <w:lvl w:ilvl="2">
-      <w:start w:val="1"/>
-      <w:numFmt w:val="lowerRoman"/>
-      <w:lvlText w:val="%3."/>
-      <w:lvlJc w:val="left"/>
-      <w:pPr>
-        <w:ind w:left="2160" w:hanging="360"/>
-      </w:pPr>
-    </w:lvl>
-    <w:lvl w:ilvl="3">
-      <w:start w:val="1"/>
-      <w:numFmt w:val="decimal"/>
-      <w:lvlText w:val="%4."/>
-      <w:lvlJc w:val="left"/>
-      <w:pPr>
-        <w:ind w:left="2880" w:hanging="360"/>
-      </w:pPr>
-    </w:lvl>
-    <w:lvl w:ilvl="4">
-      <w:start w:val="1"/>
-      <w:numFmt w:val="lowerLetter"/>
-      <w:lvlText w:val="%5."/>
-      <w:lvlJc w:val="left"/>
-      <w:pPr>
-        <w:ind w:left="3600" w:hanging="360"/>
-      </w:pPr>
-    </w:lvl>
-    <w:lvl w:ilvl="5">
-      <w:start w:val="1"/>
-      <w:numFmt w:val="lowerRoman"/>
-      <w:lvlText w:val="%6."/>
-      <w:lvlJc w:val="left"/>
-      <w:pPr>
-        <w:ind w:left="4320" w:hanging="360"/>
-      </w:pPr>
-    </w:lvl>
-    <w:lvl w:ilvl="6">
-      <w:start w:val="1"/>
-      <w:numFmt w:val="decimal"/>
-      <w:lvlText w:val="%7."/>
-      <w:lvlJc w:val="left"/>
-      <w:pPr>
-        <w:ind w:left="5040" w:hanging="360"/>
-      </w:pPr>
-    </w:lvl>
-    <w:lvl w:ilvl="7">
-      <w:start w:val="1"/>
-      <w:numFmt w:val="lowerLetter"/>
-      <w:lvlText w:val="%8."/>
-      <w:lvlJc w:val="left"/>
-      <w:pPr>
-        <w:ind w:left="5760" w:hanging="360"/>
-      </w:pPr>
-    </w:lvl>
-    <w:lvl w:ilvl="8">
-      <w:start w:val="1"/>
-      <w:numFmt w:val="lowerRoman"/>
-      <w:lvlText w:val="%9."/>
-      <w:lvlJc w:val="left"/>
-      <w:pPr>
-        <w:ind w:left="6480" w:hanging="360"/>
-      </w:pPr>
-    </w:lvl>
-  </w:abstractNum>
   <w:num w:numId="1000">
     <w:abstractNumId w:val="990"/>
-  </w:num>
-  <w:num w:numId="1001">
-    <w:abstractNumId w:val="99201"/>
-    <w:lvlOverride w:ilvl="0">
-      <w:startOverride w:val="1"/>
-    </w:lvlOverride>
-    <w:lvlOverride w:ilvl="1">
-      <w:startOverride w:val="1"/>
-    </w:lvlOverride>
-    <w:lvlOverride w:ilvl="2">
-      <w:startOverride w:val="1"/>
-    </w:lvlOverride>
-    <w:lvlOverride w:ilvl="3">
-      <w:startOverride w:val="1"/>
-    </w:lvlOverride>
-    <w:lvlOverride w:ilvl="4">
-      <w:startOverride w:val="1"/>
-    </w:lvlOverride>
-    <w:lvlOverride w:ilvl="5">
-      <w:startOverride w:val="1"/>
-    </w:lvlOverride>
-    <w:lvlOverride w:ilvl="6">
-      <w:startOverride w:val="1"/>
-    </w:lvlOverride>
-    <w:lvlOverride w:ilvl="7">
-      <w:startOverride w:val="1"/>
-    </w:lvlOverride>
-    <w:lvlOverride w:ilvl="8">
-      <w:startOverride w:val="1"/>
-    </w:lvlOverride>
-  </w:num>
-  <w:num w:numId="1002">
-    <w:abstractNumId w:val="99201"/>
-    <w:lvlOverride w:ilvl="0">
-      <w:startOverride w:val="1"/>
-    </w:lvlOverride>
-    <w:lvlOverride w:ilvl="1">
-      <w:startOverride w:val="1"/>
-    </w:lvlOverride>
-    <w:lvlOverride w:ilvl="2">
-      <w:startOverride w:val="1"/>
-    </w:lvlOverride>
-    <w:lvlOverride w:ilvl="3">
-      <w:startOverride w:val="1"/>
-    </w:lvlOverride>
-    <w:lvlOverride w:ilvl="4">
-      <w:startOverride w:val="1"/>
-    </w:lvlOverride>
-    <w:lvlOverride w:ilvl="5">
-      <w:startOverride w:val="1"/>
-    </w:lvlOverride>
-    <w:lvlOverride w:ilvl="6">
-      <w:startOverride w:val="1"/>
-    </w:lvlOverride>
-    <w:lvlOverride w:ilvl="7">
-      <w:startOverride w:val="1"/>
-    </w:lvlOverride>
-    <w:lvlOverride w:ilvl="8">
-      <w:startOverride w:val="1"/>
-    </w:lvlOverride>
   </w:num>
 </w:numbering>
 </file>

--- a/paper/main.docx
+++ b/paper/main.docx
@@ -425,7 +425,32 @@
         <w:t xml:space="preserve"> </w:t>
       </w:r>
       <w:r>
-        <w:t xml:space="preserve">web ecosystem (Hine et al., 2017; Papasavva et al., 2020). A recurring assumption in that</w:t>
+        <w:t xml:space="preserve">web ecosystem (</w:t>
+      </w:r>
+      <w:hyperlink w:anchor="ref-hine2017">
+        <w:r>
+          <w:rPr>
+            <w:rStyle w:val="Hyperlink"/>
+          </w:rPr>
+          <w:t xml:space="preserve">Hine et al., 2017</w:t>
+        </w:r>
+      </w:hyperlink>
+      <w:r>
+        <w:t xml:space="preserve">;</w:t>
+      </w:r>
+      <w:r>
+        <w:t xml:space="preserve"> </w:t>
+      </w:r>
+      <w:hyperlink w:anchor="ref-papasavva2020">
+        <w:r>
+          <w:rPr>
+            <w:rStyle w:val="Hyperlink"/>
+          </w:rPr>
+          <w:t xml:space="preserve">Papasavva et al., 2020</w:t>
+        </w:r>
+      </w:hyperlink>
+      <w:r>
+        <w:t xml:space="preserve">). A recurring assumption in that</w:t>
       </w:r>
       <w:r>
         <w:t xml:space="preserve"> </w:t>
@@ -621,13 +646,13 @@
         <w:pStyle w:val="FirstParagraph"/>
       </w:pPr>
       <w:r>
-        <w:t xml:space="preserve">Research on /pol/ began as a measurement problem. Hine et al. (2017) assembled</w:t>
-      </w:r>
-      <w:r>
-        <w:t xml:space="preserve"> </w:t>
-      </w:r>
-      <w:r>
-        <w:t xml:space="preserve">roughly 8M posts over two and a half months and produced the first systematic</w:t>
+        <w:t xml:space="preserve">Research on /pol/ began as a measurement problem. A corpus of roughly 8M posts</w:t>
+      </w:r>
+      <w:r>
+        <w:t xml:space="preserve"> </w:t>
+      </w:r>
+      <w:r>
+        <w:t xml:space="preserve">gathered over two and a half months yielded the first systematic</w:t>
       </w:r>
       <w:r>
         <w:t xml:space="preserve"> </w:t>
@@ -651,31 +676,53 @@
         <w:t xml:space="preserve"> </w:t>
       </w:r>
       <w:r>
-        <w:t xml:space="preserve">coordinating harassment campaigns against other platforms.</w:t>
-      </w:r>
-      <w:r>
-        <w:t xml:space="preserve"> </w:t>
-      </w:r>
-      <w:r>
-        <w:t xml:space="preserve">Papasavva et al. (2020) extended the empirical base to 134.5M posts across 3.5</w:t>
-      </w:r>
-      <w:r>
-        <w:t xml:space="preserve"> </w:t>
-      </w:r>
-      <w:r>
-        <w:t xml:space="preserve">years, adding toxicity scores and named-entity annotations, and establishing</w:t>
-      </w:r>
-      <w:r>
-        <w:t xml:space="preserve"> </w:t>
-      </w:r>
-      <w:r>
-        <w:t xml:space="preserve">dataset conventions that much later work inherits. They report that 37% of</w:t>
-      </w:r>
-      <w:r>
-        <w:t xml:space="preserve"> </w:t>
-      </w:r>
-      <w:r>
-        <w:t xml:space="preserve">posts carry a Perspective</w:t>
+        <w:t xml:space="preserve">coordinating harassment campaigns against other platforms (</w:t>
+      </w:r>
+      <w:hyperlink w:anchor="ref-hine2017">
+        <w:r>
+          <w:rPr>
+            <w:rStyle w:val="Hyperlink"/>
+          </w:rPr>
+          <w:t xml:space="preserve">Hine et al., 2017</w:t>
+        </w:r>
+      </w:hyperlink>
+      <w:r>
+        <w:t xml:space="preserve">). The</w:t>
+      </w:r>
+      <w:r>
+        <w:t xml:space="preserve"> </w:t>
+      </w:r>
+      <w:r>
+        <w:t xml:space="preserve">empirical base was later extended to 134.5M posts across 3.5 years, with</w:t>
+      </w:r>
+      <w:r>
+        <w:t xml:space="preserve"> </w:t>
+      </w:r>
+      <w:r>
+        <w:t xml:space="preserve">toxicity scores and named-entity annotations attached and dataset conventions</w:t>
+      </w:r>
+      <w:r>
+        <w:t xml:space="preserve"> </w:t>
+      </w:r>
+      <w:r>
+        <w:t xml:space="preserve">established that much subsequent work inherits (</w:t>
+      </w:r>
+      <w:hyperlink w:anchor="ref-papasavva2020">
+        <w:r>
+          <w:rPr>
+            <w:rStyle w:val="Hyperlink"/>
+          </w:rPr>
+          <w:t xml:space="preserve">Papasavva et al., 2020</w:t>
+        </w:r>
+      </w:hyperlink>
+      <w:r>
+        <w:t xml:space="preserve">). That</w:t>
+      </w:r>
+      <w:r>
+        <w:t xml:space="preserve"> </w:t>
+      </w:r>
+      <w:r>
+        <w:t xml:space="preserve">corpus places 37% of posts above a Perspective</w:t>
       </w:r>
       <w:r>
         <w:t xml:space="preserve"> </w:t>
@@ -690,7 +737,7 @@
         <w:t xml:space="preserve"> </w:t>
       </w:r>
       <w:r>
-        <w:t xml:space="preserve">score above</w:t>
+        <w:t xml:space="preserve">score of</w:t>
       </w:r>
       <w:r>
         <w:t xml:space="preserve"> </w:t>
@@ -704,13 +751,7 @@
         <w:t xml:space="preserve"> </w:t>
       </w:r>
       <w:r>
-        <w:t xml:space="preserve">and that threads</w:t>
-      </w:r>
-      <w:r>
-        <w:t xml:space="preserve"> </w:t>
-      </w:r>
-      <w:r>
-        <w:t xml:space="preserve">average 39.6 posts.</w:t>
+        <w:t xml:space="preserve">and puts the average thread at 39.6 posts.</w:t>
       </w:r>
     </w:p>
     <w:p>
@@ -762,37 +803,54 @@
         <w:pStyle w:val="BodyText"/>
       </w:pPr>
       <w:r>
-        <w:t xml:space="preserve">Hine et al. (2017) come closest. Their media analysis ranks external domains</w:t>
-      </w:r>
-      <w:r>
-        <w:t xml:space="preserve"> </w:t>
-      </w:r>
-      <w:r>
-        <w:t xml:space="preserve">posted to /pol/ and finds YouTube an order of magnitude ahead of the next two</w:t>
-      </w:r>
-      <w:r>
-        <w:t xml:space="preserve"> </w:t>
-      </w:r>
-      <w:r>
-        <w:t xml:space="preserve">sites, Wikipedia and Twitter, followed by Archive.is, Wikileaks, pastebin and</w:t>
-      </w:r>
-      <w:r>
-        <w:t xml:space="preserve"> </w:t>
-      </w:r>
-      <w:r>
-        <w:t xml:space="preserve">DonaldJTrump.com, with the Daily Mail and Breitbart the first news outlets to</w:t>
-      </w:r>
-      <w:r>
-        <w:t xml:space="preserve"> </w:t>
-      </w:r>
-      <w:r>
-        <w:t xml:space="preserve">appear. They read the absence of CNN, the BBC and the Guardian from the leading</w:t>
-      </w:r>
-      <w:r>
-        <w:t xml:space="preserve"> </w:t>
-      </w:r>
-      <w:r>
-        <w:t xml:space="preserve">ranks as an indication of how polarised opinion on the board has become. That</w:t>
+        <w:t xml:space="preserve">The 2016 measurement comes closest (</w:t>
+      </w:r>
+      <w:hyperlink w:anchor="ref-hine2017">
+        <w:r>
+          <w:rPr>
+            <w:rStyle w:val="Hyperlink"/>
+          </w:rPr>
+          <w:t xml:space="preserve">Hine et al., 2017</w:t>
+        </w:r>
+      </w:hyperlink>
+      <w:r>
+        <w:t xml:space="preserve">). Its media analysis ranks</w:t>
+      </w:r>
+      <w:r>
+        <w:t xml:space="preserve"> </w:t>
+      </w:r>
+      <w:r>
+        <w:t xml:space="preserve">external domains posted to /pol/ and finds YouTube an order of magnitude ahead</w:t>
+      </w:r>
+      <w:r>
+        <w:t xml:space="preserve"> </w:t>
+      </w:r>
+      <w:r>
+        <w:t xml:space="preserve">of the next two sites, Wikipedia and Twitter, followed by Archive.is, Wikileaks,</w:t>
+      </w:r>
+      <w:r>
+        <w:t xml:space="preserve"> </w:t>
+      </w:r>
+      <w:r>
+        <w:t xml:space="preserve">pastebin and DonaldJTrump.com, with the Daily Mail and Breitbart the first news</w:t>
+      </w:r>
+      <w:r>
+        <w:t xml:space="preserve"> </w:t>
+      </w:r>
+      <w:r>
+        <w:t xml:space="preserve">outlets to appear. That study reads the absence of CNN, the BBC and the Guardian</w:t>
+      </w:r>
+      <w:r>
+        <w:t xml:space="preserve"> </w:t>
+      </w:r>
+      <w:r>
+        <w:t xml:space="preserve">from the leading ranks as an indication of how polarised opinion on the board</w:t>
+      </w:r>
+      <w:r>
+        <w:t xml:space="preserve"> </w:t>
+      </w:r>
+      <w:r>
+        <w:t xml:space="preserve">has become. That</w:t>
       </w:r>
       <w:r>
         <w:t xml:space="preserve"> </w:t>
@@ -970,49 +1028,71 @@
         <w:t xml:space="preserve"> </w:t>
       </w:r>
       <w:r>
-        <w:t xml:space="preserve">circulation system. Zannettou et al. (2018) trace the propagation of images</w:t>
-      </w:r>
-      <w:r>
-        <w:t xml:space="preserve"> </w:t>
-      </w:r>
-      <w:r>
-        <w:t xml:space="preserve">and links between fringe communities such as 4chan and Gab and mainstream</w:t>
-      </w:r>
-      <w:r>
-        <w:t xml:space="preserve"> </w:t>
-      </w:r>
-      <w:r>
-        <w:t xml:space="preserve">networks such as Twitter and Reddit, establishing that the relevant object of</w:t>
-      </w:r>
-      <w:r>
-        <w:t xml:space="preserve"> </w:t>
-      </w:r>
-      <w:r>
-        <w:t xml:space="preserve">study is the movement of artefacts across platform boundaries rather than the</w:t>
-      </w:r>
-      <w:r>
-        <w:t xml:space="preserve"> </w:t>
-      </w:r>
-      <w:r>
-        <w:t xml:space="preserve">editorial content of any one source. Zannettou et al. (2019) survey the</w:t>
-      </w:r>
-      <w:r>
-        <w:t xml:space="preserve"> </w:t>
-      </w:r>
-      <w:r>
-        <w:t xml:space="preserve">measurement of rumours, hoaxes and unreliable sourcing within online</w:t>
-      </w:r>
-      <w:r>
-        <w:t xml:space="preserve"> </w:t>
-      </w:r>
-      <w:r>
-        <w:t xml:space="preserve">communities, and situate source-sharing as one observable trace of</w:t>
-      </w:r>
-      <w:r>
-        <w:t xml:space="preserve"> </w:t>
-      </w:r>
-      <w:r>
-        <w:t xml:space="preserve">disinformation dynamics.</w:t>
+        <w:t xml:space="preserve">circulation system. The propagation of images and links between fringe</w:t>
+      </w:r>
+      <w:r>
+        <w:t xml:space="preserve"> </w:t>
+      </w:r>
+      <w:r>
+        <w:t xml:space="preserve">communities such as 4chan and Gab and mainstream networks such as Twitter and</w:t>
+      </w:r>
+      <w:r>
+        <w:t xml:space="preserve"> </w:t>
+      </w:r>
+      <w:r>
+        <w:t xml:space="preserve">Reddit has been traced in detail, establishing that the relevant object of study</w:t>
+      </w:r>
+      <w:r>
+        <w:t xml:space="preserve"> </w:t>
+      </w:r>
+      <w:r>
+        <w:t xml:space="preserve">is the movement of artefacts across platform boundaries rather than the</w:t>
+      </w:r>
+      <w:r>
+        <w:t xml:space="preserve"> </w:t>
+      </w:r>
+      <w:r>
+        <w:t xml:space="preserve">editorial content of any one source (</w:t>
+      </w:r>
+      <w:hyperlink w:anchor="ref-zannettou2018memes">
+        <w:r>
+          <w:rPr>
+            <w:rStyle w:val="Hyperlink"/>
+          </w:rPr>
+          <w:t xml:space="preserve">Zannettou et al., 2018</w:t>
+        </w:r>
+      </w:hyperlink>
+      <w:r>
+        <w:t xml:space="preserve">). A companion</w:t>
+      </w:r>
+      <w:r>
+        <w:t xml:space="preserve"> </w:t>
+      </w:r>
+      <w:r>
+        <w:t xml:space="preserve">survey of rumours, hoaxes and unreliable sourcing within online communities</w:t>
+      </w:r>
+      <w:r>
+        <w:t xml:space="preserve"> </w:t>
+      </w:r>
+      <w:r>
+        <w:t xml:space="preserve">situates source-sharing as one observable trace of disinformation dynamics</w:t>
+      </w:r>
+      <w:r>
+        <w:t xml:space="preserve"> </w:t>
+      </w:r>
+      <w:r>
+        <w:t xml:space="preserve">(</w:t>
+      </w:r>
+      <w:hyperlink w:anchor="ref-zannettou2019web">
+        <w:r>
+          <w:rPr>
+            <w:rStyle w:val="Hyperlink"/>
+          </w:rPr>
+          <w:t xml:space="preserve">Zannettou et al., 2019</w:t>
+        </w:r>
+      </w:hyperlink>
+      <w:r>
+        <w:t xml:space="preserve">).</w:t>
       </w:r>
     </w:p>
     <w:p>
@@ -1056,7 +1136,18 @@
         <w:t xml:space="preserve"> </w:t>
       </w:r>
       <w:r>
-        <w:t xml:space="preserve">permanently deleted after seven days (Papasavva et al., 2020), which gives</w:t>
+        <w:t xml:space="preserve">permanently deleted after seven days (</w:t>
+      </w:r>
+      <w:hyperlink w:anchor="ref-papasavva2020">
+        <w:r>
+          <w:rPr>
+            <w:rStyle w:val="Hyperlink"/>
+          </w:rPr>
+          <w:t xml:space="preserve">Papasavva et al., 2020</w:t>
+        </w:r>
+      </w:hyperlink>
+      <w:r>
+        <w:t xml:space="preserve">), which gives</w:t>
       </w:r>
       <w:r>
         <w:t xml:space="preserve"> </w:t>
@@ -1082,25 +1173,36 @@
         <w:pStyle w:val="BodyText"/>
       </w:pPr>
       <w:r>
-        <w:t xml:space="preserve">The second feature connects to crisis informatics. Starbird et al. (2014) examine</w:t>
-      </w:r>
-      <w:r>
-        <w:t xml:space="preserve"> </w:t>
-      </w:r>
-      <w:r>
-        <w:t xml:space="preserve">how participants in online discussion assemble accounts of unfolding events from</w:t>
-      </w:r>
-      <w:r>
-        <w:t xml:space="preserve"> </w:t>
-      </w:r>
-      <w:r>
-        <w:t xml:space="preserve">primary sources, live tracking tools and archived material, a practice that</w:t>
-      </w:r>
-      <w:r>
-        <w:t xml:space="preserve"> </w:t>
-      </w:r>
-      <w:r>
-        <w:t xml:space="preserve">operates largely outside the institutional press. Live war mapping, vessel</w:t>
+        <w:t xml:space="preserve">The second feature connects to crisis informatics. Participants in online</w:t>
+      </w:r>
+      <w:r>
+        <w:t xml:space="preserve"> </w:t>
+      </w:r>
+      <w:r>
+        <w:t xml:space="preserve">discussion have been shown to assemble accounts of unfolding events from primary</w:t>
+      </w:r>
+      <w:r>
+        <w:t xml:space="preserve"> </w:t>
+      </w:r>
+      <w:r>
+        <w:t xml:space="preserve">sources, live tracking tools and archived material, a practice that operates</w:t>
+      </w:r>
+      <w:r>
+        <w:t xml:space="preserve"> </w:t>
+      </w:r>
+      <w:r>
+        <w:t xml:space="preserve">largely outside the institutional press (</w:t>
+      </w:r>
+      <w:hyperlink w:anchor="ref-starbird2014">
+        <w:r>
+          <w:rPr>
+            <w:rStyle w:val="Hyperlink"/>
+          </w:rPr>
+          <w:t xml:space="preserve">Starbird et al., 2014</w:t>
+        </w:r>
+      </w:hyperlink>
+      <w:r>
+        <w:t xml:space="preserve">). Live war mapping, vessel</w:t>
       </w:r>
       <w:r>
         <w:t xml:space="preserve"> </w:t>
@@ -1136,37 +1238,59 @@
         <w:t xml:space="preserve"> </w:t>
       </w:r>
       <w:r>
-        <w:t xml:space="preserve">Bozarth et al. (2020) demonstrate that substantive conclusions about the</w:t>
-      </w:r>
-      <w:r>
-        <w:t xml:space="preserve"> </w:t>
-      </w:r>
-      <w:r>
-        <w:t xml:space="preserve">circulation of fake news depend materially on which groundtruth labelling scheme</w:t>
-      </w:r>
-      <w:r>
-        <w:t xml:space="preserve"> </w:t>
-      </w:r>
-      <w:r>
-        <w:t xml:space="preserve">a researcher adopts, comparing AllSides, Ad Fontes and Media Bias/Fact Check and</w:t>
-      </w:r>
-      <w:r>
-        <w:t xml:space="preserve"> </w:t>
-      </w:r>
-      <w:r>
-        <w:t xml:space="preserve">showing that the choice shifts findings. Robertson et al. (2018) rely on</w:t>
-      </w:r>
-      <w:r>
-        <w:t xml:space="preserve"> </w:t>
-      </w:r>
-      <w:r>
-        <w:t xml:space="preserve">comparable third-party labels when auditing partisan bias in search results,</w:t>
-      </w:r>
-      <w:r>
-        <w:t xml:space="preserve"> </w:t>
-      </w:r>
-      <w:r>
-        <w:t xml:space="preserve">which illustrates how widely the practice has been adopted.</w:t>
+        <w:t xml:space="preserve">Substantive conclusions about the circulation of fake news depend materially on</w:t>
+      </w:r>
+      <w:r>
+        <w:t xml:space="preserve"> </w:t>
+      </w:r>
+      <w:r>
+        <w:t xml:space="preserve">which groundtruth labelling scheme a researcher adopts, as a comparison of</w:t>
+      </w:r>
+      <w:r>
+        <w:t xml:space="preserve"> </w:t>
+      </w:r>
+      <w:r>
+        <w:t xml:space="preserve">AllSides, Ad Fontes and Media Bias/Fact Check demonstrates (</w:t>
+      </w:r>
+      <w:hyperlink w:anchor="ref-bozarth2020">
+        <w:r>
+          <w:rPr>
+            <w:rStyle w:val="Hyperlink"/>
+          </w:rPr>
+          <w:t xml:space="preserve">Bozarth et al., 2020</w:t>
+        </w:r>
+      </w:hyperlink>
+      <w:r>
+        <w:t xml:space="preserve">).</w:t>
+      </w:r>
+      <w:r>
+        <w:t xml:space="preserve"> </w:t>
+      </w:r>
+      <w:r>
+        <w:t xml:space="preserve">Comparable third-party labels anchor audits of partisan bias in search results</w:t>
+      </w:r>
+      <w:r>
+        <w:t xml:space="preserve"> </w:t>
+      </w:r>
+      <w:r>
+        <w:t xml:space="preserve">(</w:t>
+      </w:r>
+      <w:hyperlink w:anchor="ref-robertson2018">
+        <w:r>
+          <w:rPr>
+            <w:rStyle w:val="Hyperlink"/>
+          </w:rPr>
+          <w:t xml:space="preserve">Robertson et al., 2018</w:t>
+        </w:r>
+      </w:hyperlink>
+      <w:r>
+        <w:t xml:space="preserve">), which illustrates how widely the practice has been</w:t>
+      </w:r>
+      <w:r>
+        <w:t xml:space="preserve"> </w:t>
+      </w:r>
+      <w:r>
+        <w:t xml:space="preserve">adopted.</w:t>
       </w:r>
     </w:p>
     <w:p>
@@ -2299,7 +2423,32 @@
         <w:t xml:space="preserve"> </w:t>
       </w:r>
       <w:r>
-        <w:t xml:space="preserve">(Barbieri et al., 2020; Loureiro et al., 2022) and then excluded the results. The reasoning</w:t>
+        <w:t xml:space="preserve">(</w:t>
+      </w:r>
+      <w:hyperlink w:anchor="ref-barbieri2020">
+        <w:r>
+          <w:rPr>
+            <w:rStyle w:val="Hyperlink"/>
+          </w:rPr>
+          <w:t xml:space="preserve">Barbieri et al., 2020</w:t>
+        </w:r>
+      </w:hyperlink>
+      <w:r>
+        <w:t xml:space="preserve">;</w:t>
+      </w:r>
+      <w:r>
+        <w:t xml:space="preserve"> </w:t>
+      </w:r>
+      <w:hyperlink w:anchor="ref-loureiro2022">
+        <w:r>
+          <w:rPr>
+            <w:rStyle w:val="Hyperlink"/>
+          </w:rPr>
+          <w:t xml:space="preserve">Loureiro et al., 2022</w:t>
+        </w:r>
+      </w:hyperlink>
+      <w:r>
+        <w:t xml:space="preserve">) and then excluded the results. The reasoning</w:t>
       </w:r>
       <w:r>
         <w:t xml:space="preserve"> </w:t>
@@ -2493,7 +2642,18 @@
         <w:pStyle w:val="FirstParagraph"/>
       </w:pPr>
       <w:r>
-        <w:t xml:space="preserve">Proportions carry 95% Wilson score intervals (Wilson, 1927). Concentration</w:t>
+        <w:t xml:space="preserve">Proportions carry 95% Wilson score intervals (</w:t>
+      </w:r>
+      <w:hyperlink w:anchor="ref-wilson1927">
+        <w:r>
+          <w:rPr>
+            <w:rStyle w:val="Hyperlink"/>
+          </w:rPr>
+          <w:t xml:space="preserve">Wilson, 1927</w:t>
+        </w:r>
+      </w:hyperlink>
+      <w:r>
+        <w:t xml:space="preserve">). Concentration</w:t>
       </w:r>
       <w:r>
         <w:t xml:space="preserve"> </w:t>
@@ -2540,7 +2700,18 @@
         <w:t xml:space="preserve"> </w:t>
       </w:r>
       <w:r>
-        <w:t xml:space="preserve">(Newman, 2003). Because alternative domains are rarely cited and therefore</w:t>
+        <w:t xml:space="preserve">(</w:t>
+      </w:r>
+      <w:hyperlink w:anchor="ref-newman2003">
+        <w:r>
+          <w:rPr>
+            <w:rStyle w:val="Hyperlink"/>
+          </w:rPr>
+          <w:t xml:space="preserve">Newman, 2003</w:t>
+        </w:r>
+      </w:hyperlink>
+      <w:r>
+        <w:t xml:space="preserve">). Because alternative domains are rarely cited and therefore</w:t>
       </w:r>
       <w:r>
         <w:t xml:space="preserve"> </w:t>
@@ -4074,7 +4245,7 @@
     </w:p>
     <w:bookmarkEnd w:id="34"/>
     <w:bookmarkEnd w:id="35"/>
-    <w:bookmarkStart w:id="40" w:name="discussion"/>
+    <w:bookmarkStart w:id="36" w:name="discussion"/>
     <w:p>
       <w:pPr>
         <w:pStyle w:val="Heading1"/>
@@ -4083,171 +4254,156 @@
         <w:t xml:space="preserve">Discussion</w:t>
       </w:r>
     </w:p>
-    <w:bookmarkStart w:id="36" w:name="X8ce044d8707165e0ea6beba46568d00e9c4c2db"/>
-    <w:p>
-      <w:pPr>
-        <w:pStyle w:val="Heading4"/>
-      </w:pPr>
-      <w:r>
-        <w:t xml:space="preserve">The counter-canon is not there to be found.</w:t>
-      </w:r>
-    </w:p>
     <w:p>
       <w:pPr>
         <w:pStyle w:val="FirstParagraph"/>
       </w:pPr>
       <w:r>
-        <w:t xml:space="preserve">On this board, in this window, alternative outlets are neither numerous (1.8% of</w:t>
-      </w:r>
-      <w:r>
-        <w:t xml:space="preserve"> </w:t>
-      </w:r>
-      <w:r>
-        <w:t xml:space="preserve">citations) nor connected to one another (one co-citation edge among twenty</w:t>
-      </w:r>
-      <w:r>
-        <w:t xml:space="preserve"> </w:t>
-      </w:r>
-      <w:r>
-        <w:t xml:space="preserve">domains) nor central (mean degree below one). They appear as isolated citations</w:t>
-      </w:r>
-      <w:r>
-        <w:t xml:space="preserve"> </w:t>
-      </w:r>
-      <w:r>
-        <w:t xml:space="preserve">inside threads organised around topics, next to the mainstream outlets they are</w:t>
-      </w:r>
-      <w:r>
-        <w:t xml:space="preserve"> </w:t>
-      </w:r>
-      <w:r>
-        <w:t xml:space="preserve">supposed to displace. Whatever /pol/’s relationship to the legacy press,</w:t>
-      </w:r>
-      <w:r>
-        <w:t xml:space="preserve"> </w:t>
-      </w:r>
-      <w:r>
-        <w:t xml:space="preserve">“replaced by an alternative ecosystem”</w:t>
-      </w:r>
-      <w:r>
-        <w:t xml:space="preserve"> </w:t>
-      </w:r>
-      <w:r>
-        <w:t xml:space="preserve">does not describe the citation</w:t>
-      </w:r>
-      <w:r>
-        <w:t xml:space="preserve"> </w:t>
-      </w:r>
-      <w:r>
-        <w:t xml:space="preserve">structure.</w:t>
-      </w:r>
-    </w:p>
-    <w:bookmarkEnd w:id="36"/>
-    <w:bookmarkStart w:id="37" w:name="the-frame-is-also-mis-scaled."/>
-    <w:p>
-      <w:pPr>
-        <w:pStyle w:val="Heading4"/>
-      </w:pPr>
-      <w:r>
-        <w:t xml:space="preserve">The frame is also mis-scaled.</w:t>
-      </w:r>
-    </w:p>
-    <w:p>
-      <w:pPr>
-        <w:pStyle w:val="FirstParagraph"/>
-      </w:pPr>
-      <w:r>
-        <w:t xml:space="preserve">A literature asking whether /pol/ prefers alternative to mainstream media is</w:t>
-      </w:r>
-      <w:r>
-        <w:t xml:space="preserve"> </w:t>
-      </w:r>
-      <w:r>
-        <w:t xml:space="preserve">asking about 10.1% of what /pol/ circulates. Platforms supply more than three</w:t>
-      </w:r>
-      <w:r>
-        <w:t xml:space="preserve"> </w:t>
-      </w:r>
-      <w:r>
-        <w:t xml:space="preserve">times as many citations as all news combined; archives alone outnumber any</w:t>
-      </w:r>
-      <w:r>
-        <w:t xml:space="preserve"> </w:t>
-      </w:r>
-      <w:r>
-        <w:t xml:space="preserve">single news category. The board’s characteristic act is not passing along an</w:t>
-      </w:r>
-      <w:r>
-        <w:t xml:space="preserve"> </w:t>
-      </w:r>
-      <w:r>
-        <w:t xml:space="preserve">article but passing along a video, a screenshot, a mirror, or a map.</w:t>
-      </w:r>
-    </w:p>
-    <w:bookmarkEnd w:id="37"/>
-    <w:bookmarkStart w:id="38" w:name="X8c6bb70d9d977cd210c321cea1426b82b0a9fe6"/>
-    <w:p>
-      <w:pPr>
-        <w:pStyle w:val="Heading4"/>
-      </w:pPr>
-      <w:r>
-        <w:t xml:space="preserve">A cautionary note on automated source lists.</w:t>
-      </w:r>
-    </w:p>
-    <w:p>
-      <w:pPr>
-        <w:pStyle w:val="FirstParagraph"/>
-      </w:pPr>
-      <w:r>
-        <w:t xml:space="preserve">Our first pass, using curated lists derived from US-centric rating databases, put</w:t>
-      </w:r>
-      <w:r>
-        <w:t xml:space="preserve"> </w:t>
-      </w:r>
-      <w:r>
-        <w:t xml:space="preserve">news at 4.6% of citations. Hand-coding put it at 12.8%. The error was not</w:t>
-      </w:r>
-      <w:r>
-        <w:t xml:space="preserve"> </w:t>
-      </w:r>
-      <w:r>
-        <w:t xml:space="preserve">random: it removed British, Australian, Israeli and Ukrainian outlets from a</w:t>
-      </w:r>
-      <w:r>
-        <w:t xml:space="preserve"> </w:t>
-      </w:r>
-      <w:r>
-        <w:t xml:space="preserve">corpus whose dominant subject is war outside the United States. Any audit</w:t>
-      </w:r>
-      <w:r>
-        <w:t xml:space="preserve"> </w:t>
-      </w:r>
-      <w:r>
-        <w:t xml:space="preserve">applying American media-bias taxonomies to an internationally-sourced corpus</w:t>
-      </w:r>
-      <w:r>
-        <w:t xml:space="preserve"> </w:t>
-      </w:r>
-      <w:r>
-        <w:t xml:space="preserve">should expect an undercount of this order and check for it directly.</w:t>
-      </w:r>
-    </w:p>
-    <w:bookmarkEnd w:id="38"/>
-    <w:bookmarkStart w:id="39" w:name="what-we-cannot-say."/>
-    <w:p>
-      <w:pPr>
-        <w:pStyle w:val="Heading4"/>
-      </w:pPr>
-      <w:r>
-        <w:t xml:space="preserve">What we cannot say.</w:t>
-      </w:r>
-    </w:p>
-    <w:p>
-      <w:pPr>
-        <w:pStyle w:val="FirstParagraph"/>
-      </w:pPr>
-      <w:r>
-        <w:t xml:space="preserve">Nothing here speaks to how /pol/</w:t>
+        <w:t xml:space="preserve">The counter-canon is not there to be found. On this board, in this window,</w:t>
+      </w:r>
+      <w:r>
+        <w:t xml:space="preserve"> </w:t>
+      </w:r>
+      <w:r>
+        <w:t xml:space="preserve">alternative outlets are neither numerous (1.8% of citations) nor connected to</w:t>
+      </w:r>
+      <w:r>
+        <w:t xml:space="preserve"> </w:t>
+      </w:r>
+      <w:r>
+        <w:t xml:space="preserve">one another (one co-citation edge among twenty domains) nor central (mean degree</w:t>
+      </w:r>
+      <w:r>
+        <w:t xml:space="preserve"> </w:t>
+      </w:r>
+      <w:r>
+        <w:t xml:space="preserve">below one). They appear as isolated citations inside threads organised around</w:t>
+      </w:r>
+      <w:r>
+        <w:t xml:space="preserve"> </w:t>
+      </w:r>
+      <w:r>
+        <w:t xml:space="preserve">topics, beside the mainstream outlets they are supposed to displace. Whatever</w:t>
+      </w:r>
+      <w:r>
+        <w:t xml:space="preserve"> </w:t>
+      </w:r>
+      <w:r>
+        <w:t xml:space="preserve">/pol/’s relationship to the legacy press,</w:t>
+      </w:r>
+      <w:r>
+        <w:t xml:space="preserve"> </w:t>
+      </w:r>
+      <w:r>
+        <w:t xml:space="preserve">“replaced by an alternative</w:t>
+      </w:r>
+      <w:r>
+        <w:t xml:space="preserve"> </w:t>
+      </w:r>
+      <w:r>
+        <w:t xml:space="preserve">ecosystem”</w:t>
+      </w:r>
+      <w:r>
+        <w:t xml:space="preserve"> </w:t>
+      </w:r>
+      <w:r>
+        <w:t xml:space="preserve">does not describe the citation structure.</w:t>
+      </w:r>
+    </w:p>
+    <w:p>
+      <w:pPr>
+        <w:pStyle w:val="BodyText"/>
+      </w:pPr>
+      <w:r>
+        <w:t xml:space="preserve">The framing is also mis-scaled. A literature asking whether /pol/ prefers</w:t>
+      </w:r>
+      <w:r>
+        <w:t xml:space="preserve"> </w:t>
+      </w:r>
+      <w:r>
+        <w:t xml:space="preserve">alternative to mainstream media is asking about 10.1% of what /pol/ circulates.</w:t>
+      </w:r>
+      <w:r>
+        <w:t xml:space="preserve"> </w:t>
+      </w:r>
+      <w:r>
+        <w:t xml:space="preserve">Platforms supply more than three times as many citations as all news combined,</w:t>
+      </w:r>
+      <w:r>
+        <w:t xml:space="preserve"> </w:t>
+      </w:r>
+      <w:r>
+        <w:t xml:space="preserve">and archives alone outnumber any single news category. The characteristic act on</w:t>
+      </w:r>
+      <w:r>
+        <w:t xml:space="preserve"> </w:t>
+      </w:r>
+      <w:r>
+        <w:t xml:space="preserve">this board is passing along a video, a screenshot, a mirror or a map, with the</w:t>
+      </w:r>
+      <w:r>
+        <w:t xml:space="preserve"> </w:t>
+      </w:r>
+      <w:r>
+        <w:t xml:space="preserve">article a comparatively rare object.</w:t>
+      </w:r>
+    </w:p>
+    <w:p>
+      <w:pPr>
+        <w:pStyle w:val="BodyText"/>
+      </w:pPr>
+      <w:r>
+        <w:t xml:space="preserve">The measurement history carries its own lesson. Our first pass, using curated</w:t>
+      </w:r>
+      <w:r>
+        <w:t xml:space="preserve"> </w:t>
+      </w:r>
+      <w:r>
+        <w:t xml:space="preserve">lists derived from US-centric rating databases, put news at 4.6% of citations,</w:t>
+      </w:r>
+      <w:r>
+        <w:t xml:space="preserve"> </w:t>
+      </w:r>
+      <w:r>
+        <w:t xml:space="preserve">and hand-coding put it at 12.8%. The error had a direction, since it removed</w:t>
+      </w:r>
+      <w:r>
+        <w:t xml:space="preserve"> </w:t>
+      </w:r>
+      <w:r>
+        <w:t xml:space="preserve">British, Australian, Israeli and Ukrainian outlets from a corpus whose dominant</w:t>
+      </w:r>
+      <w:r>
+        <w:t xml:space="preserve"> </w:t>
+      </w:r>
+      <w:r>
+        <w:t xml:space="preserve">subject is war outside the United States. Any audit applying American media-bias</w:t>
+      </w:r>
+      <w:r>
+        <w:t xml:space="preserve"> </w:t>
+      </w:r>
+      <w:r>
+        <w:t xml:space="preserve">taxonomies to an internationally sourced corpus should expect an undercount of</w:t>
+      </w:r>
+      <w:r>
+        <w:t xml:space="preserve"> </w:t>
+      </w:r>
+      <w:r>
+        <w:t xml:space="preserve">this order and check for it directly.</w:t>
+      </w:r>
+    </w:p>
+    <w:p>
+      <w:pPr>
+        <w:pStyle w:val="BodyText"/>
+      </w:pPr>
+      <w:r>
+        <w:t xml:space="preserve">A final word is owed on what these results do not reach. Nothing here speaks to</w:t>
+      </w:r>
+      <w:r>
+        <w:t xml:space="preserve"> </w:t>
+      </w:r>
+      <w:r>
+        <w:t xml:space="preserve">how /pol/</w:t>
       </w:r>
       <w:r>
         <w:t xml:space="preserve"> </w:t>
@@ -4263,25 +4419,25 @@
         <w:t xml:space="preserve"> </w:t>
       </w:r>
       <w:r>
-        <w:t xml:space="preserve">the sources it cites. Citation is</w:t>
-      </w:r>
-      <w:r>
-        <w:t xml:space="preserve"> </w:t>
-      </w:r>
-      <w:r>
-        <w:t xml:space="preserve">not endorsement, and on a board whose characteristic mode is derision it may</w:t>
-      </w:r>
-      <w:r>
-        <w:t xml:space="preserve"> </w:t>
-      </w:r>
-      <w:r>
-        <w:t xml:space="preserve">often be the opposite. Establishing that would require the stance measurement</w:t>
-      </w:r>
-      <w:r>
-        <w:t xml:space="preserve"> </w:t>
-      </w:r>
-      <w:r>
-        <w:t xml:space="preserve">this paper declines to fake (Section </w:t>
+        <w:t xml:space="preserve">the sources it cites. Citation is not endorsement, and on</w:t>
+      </w:r>
+      <w:r>
+        <w:t xml:space="preserve"> </w:t>
+      </w:r>
+      <w:r>
+        <w:t xml:space="preserve">a board whose characteristic mode is derision it may often be the opposite.</w:t>
+      </w:r>
+      <w:r>
+        <w:t xml:space="preserve"> </w:t>
+      </w:r>
+      <w:r>
+        <w:t xml:space="preserve">Establishing that would require the stance measurement this paper declines to</w:t>
+      </w:r>
+      <w:r>
+        <w:t xml:space="preserve"> </w:t>
+      </w:r>
+      <w:r>
+        <w:t xml:space="preserve">fake (Section </w:t>
       </w:r>
       <w:hyperlink w:anchor="sec:nosentiment">
         <w:r>
@@ -4292,18 +4448,11 @@
         </w:r>
       </w:hyperlink>
       <w:r>
-        <w:t xml:space="preserve">), and it remains the</w:t>
-      </w:r>
-      <w:r>
-        <w:t xml:space="preserve"> </w:t>
-      </w:r>
-      <w:r>
-        <w:t xml:space="preserve">obvious next study.</w:t>
-      </w:r>
-    </w:p>
-    <w:bookmarkEnd w:id="39"/>
-    <w:bookmarkEnd w:id="40"/>
-    <w:bookmarkStart w:id="47" w:name="sec:limits"/>
+        <w:t xml:space="preserve">), and it remains the obvious next study.</w:t>
+      </w:r>
+    </w:p>
+    <w:bookmarkEnd w:id="36"/>
+    <w:bookmarkStart w:id="37" w:name="sec:limits"/>
     <w:p>
       <w:pPr>
         <w:pStyle w:val="Heading1"/>
@@ -4312,27 +4461,24 @@
         <w:t xml:space="preserve">Limitations</w:t>
       </w:r>
     </w:p>
-    <w:bookmarkStart w:id="41" w:name="the-codebook-is-single-coder."/>
-    <w:p>
-      <w:pPr>
-        <w:pStyle w:val="Heading4"/>
-      </w:pPr>
-      <w:r>
-        <w:t xml:space="preserve">The codebook is single-coder.</w:t>
-      </w:r>
-    </w:p>
     <w:p>
       <w:pPr>
         <w:pStyle w:val="FirstParagraph"/>
       </w:pPr>
       <w:r>
-        <w:t xml:space="preserve">The 203 domains were coded by one author against fixed written rules, with 12</w:t>
-      </w:r>
-      <w:r>
-        <w:t xml:space="preserve"> </w:t>
-      </w:r>
-      <w:r>
-        <w:t xml:space="preserve">uncertain cases flagged. No second coder annotated independently, so no Cohen’s</w:t>
+        <w:t xml:space="preserve">The codebook is the work of a single coder. The 203 domains were coded by one</w:t>
+      </w:r>
+      <w:r>
+        <w:t xml:space="preserve"> </w:t>
+      </w:r>
+      <w:r>
+        <w:t xml:space="preserve">author against fixed written rules, with 12 uncertain cases flagged. No second</w:t>
+      </w:r>
+      <w:r>
+        <w:t xml:space="preserve"> </w:t>
+      </w:r>
+      <w:r>
+        <w:t xml:space="preserve">coder annotated independently, so no Cohen’s</w:t>
       </w:r>
       <w:r>
         <w:t xml:space="preserve"> </w:t>
@@ -4360,169 +4506,147 @@
         <w:t xml:space="preserve"> </w:t>
       </w:r>
       <w:r>
-        <w:t xml:space="preserve">is reported. Structural</w:t>
-      </w:r>
-      <w:r>
-        <w:t xml:space="preserve"> </w:t>
-      </w:r>
-      <w:r>
-        <w:t xml:space="preserve">categories (platform, archive, institutional) rest on deterministic rules and</w:t>
-      </w:r>
-      <w:r>
-        <w:t xml:space="preserve"> </w:t>
-      </w:r>
-      <w:r>
-        <w:t xml:space="preserve">are robust; the news subdivisions rest on that single judgment.</w:t>
-      </w:r>
-    </w:p>
-    <w:bookmarkEnd w:id="41"/>
-    <w:bookmarkStart w:id="42" w:name="the-network-test-is-small."/>
-    <w:p>
-      <w:pPr>
-        <w:pStyle w:val="Heading4"/>
-      </w:pPr>
-      <w:r>
-        <w:t xml:space="preserve">The network test is small.</w:t>
-      </w:r>
-    </w:p>
-    <w:p>
-      <w:pPr>
-        <w:pStyle w:val="FirstParagraph"/>
-      </w:pPr>
-      <w:r>
-        <w:t xml:space="preserve">Twenty alternative domains and 97 news-subgraph edges is a thin basis. The</w:t>
-      </w:r>
-      <w:r>
-        <w:t xml:space="preserve"> </w:t>
-      </w:r>
-      <w:r>
-        <w:t xml:space="preserve">absence of clustering is consistent with the descriptive picture and with the</w:t>
-      </w:r>
-      <w:r>
-        <w:t xml:space="preserve"> </w:t>
-      </w:r>
-      <w:r>
-        <w:t xml:space="preserve">community structure, but a larger corpus could reveal structure this one cannot</w:t>
-      </w:r>
-      <w:r>
-        <w:t xml:space="preserve"> </w:t>
-      </w:r>
-      <w:r>
-        <w:t xml:space="preserve">resolve. We report it as evidence against the counter-canon claim, not as proof</w:t>
-      </w:r>
-      <w:r>
-        <w:t xml:space="preserve"> </w:t>
-      </w:r>
-      <w:r>
-        <w:t xml:space="preserve">of its impossibility.</w:t>
-      </w:r>
-    </w:p>
-    <w:bookmarkEnd w:id="42"/>
-    <w:bookmarkStart w:id="43" w:name="coding-is-single-axis."/>
-    <w:p>
-      <w:pPr>
-        <w:pStyle w:val="Heading4"/>
-      </w:pPr>
-      <w:r>
-        <w:t xml:space="preserve">Coding is single-axis.</w:t>
-      </w:r>
-    </w:p>
-    <w:p>
-      <w:pPr>
-        <w:pStyle w:val="FirstParagraph"/>
-      </w:pPr>
-      <w:r>
-        <w:t xml:space="preserve">A fuller design codes each domain on three orthogonal axes (medium type,</w:t>
-      </w:r>
-      <w:r>
-        <w:t xml:space="preserve"> </w:t>
-      </w:r>
-      <w:r>
-        <w:t xml:space="preserve">editorial orientation, ownership) against external databases, since forcing</w:t>
-      </w:r>
-      <w:r>
-        <w:t xml:space="preserve"> </w:t>
-      </w:r>
-      <w:r>
-        <w:t xml:space="preserve">them into one label is what makes Fox News, BBC and France 24 irreconcilable. We</w:t>
-      </w:r>
-      <w:r>
-        <w:t xml:space="preserve"> </w:t>
-      </w:r>
-      <w:r>
-        <w:t xml:space="preserve">code medium type only, with ownership folded into the state-controlled category</w:t>
-      </w:r>
-      <w:r>
-        <w:t xml:space="preserve"> </w:t>
-      </w:r>
-      <w:r>
-        <w:t xml:space="preserve">by rule. Our orientation test inherits that coarseness: it asks whether</w:t>
-      </w:r>
-      <w:r>
-        <w:t xml:space="preserve"> </w:t>
-      </w:r>
-      <w:r>
-        <w:t xml:space="preserve">mainstream, alternative and state-controlled outlets cluster, not whether a</w:t>
-      </w:r>
-      <w:r>
-        <w:t xml:space="preserve"> </w:t>
-      </w:r>
-      <w:r>
-        <w:t xml:space="preserve">finer left–right gradient does.</w:t>
-      </w:r>
-    </w:p>
-    <w:bookmarkEnd w:id="43"/>
-    <w:bookmarkStart w:id="44" w:name="X7586a0f94a556c2d0fa48784dbf4afa95713c69"/>
-    <w:p>
-      <w:pPr>
-        <w:pStyle w:val="Heading4"/>
-      </w:pPr>
-      <w:r>
-        <w:t xml:space="preserve">A quarter of citations remain unclassified.</w:t>
-      </w:r>
-    </w:p>
-    <w:p>
-      <w:pPr>
-        <w:pStyle w:val="FirstParagraph"/>
-      </w:pPr>
-      <w:r>
-        <w:t xml:space="preserve">23.6% fall outside all categories, concentrated in a long tail of which 904</w:t>
-      </w:r>
-      <w:r>
-        <w:t xml:space="preserve"> </w:t>
-      </w:r>
-      <w:r>
-        <w:t xml:space="preserve">domains are cited exactly once. Hand-coding covered 74.9% of the original</w:t>
-      </w:r>
-      <w:r>
-        <w:t xml:space="preserve"> </w:t>
-      </w:r>
-      <w:r>
-        <w:t xml:space="preserve">unclassified bucket; the remainder could contain further news outlets, which</w:t>
-      </w:r>
-      <w:r>
-        <w:t xml:space="preserve"> </w:t>
-      </w:r>
-      <w:r>
-        <w:t xml:space="preserve">would raise the 12.8% figure again.</w:t>
-      </w:r>
-    </w:p>
-    <w:bookmarkEnd w:id="44"/>
-    <w:bookmarkStart w:id="45" w:name="Xea7aec42ea74cd5d212b281069d2cc4f8e1dcc1"/>
-    <w:p>
-      <w:pPr>
-        <w:pStyle w:val="Heading4"/>
-      </w:pPr>
-      <w:r>
-        <w:t xml:space="preserve">Survivorship bias is bounded below, not corrected.</w:t>
-      </w:r>
-    </w:p>
-    <w:p>
-      <w:pPr>
-        <w:pStyle w:val="FirstParagraph"/>
-      </w:pPr>
-      <w:r>
-        <w:t xml:space="preserve">See Section </w:t>
+        <w:t xml:space="preserve">is reported. Structural categories (platform, archive, institutional) rest on</w:t>
+      </w:r>
+      <w:r>
+        <w:t xml:space="preserve"> </w:t>
+      </w:r>
+      <w:r>
+        <w:t xml:space="preserve">deterministic rules and are robust, while the news subdivisions rest on that</w:t>
+      </w:r>
+      <w:r>
+        <w:t xml:space="preserve"> </w:t>
+      </w:r>
+      <w:r>
+        <w:t xml:space="preserve">single judgment.</w:t>
+      </w:r>
+    </w:p>
+    <w:p>
+      <w:pPr>
+        <w:pStyle w:val="BodyText"/>
+      </w:pPr>
+      <w:r>
+        <w:t xml:space="preserve">The network test is small. Twenty alternative domains and 97 news-subgraph edges</w:t>
+      </w:r>
+      <w:r>
+        <w:t xml:space="preserve"> </w:t>
+      </w:r>
+      <w:r>
+        <w:t xml:space="preserve">make a thin basis. The absence of clustering is consistent with the descriptive</w:t>
+      </w:r>
+      <w:r>
+        <w:t xml:space="preserve"> </w:t>
+      </w:r>
+      <w:r>
+        <w:t xml:space="preserve">picture and with the community structure, though a larger corpus could reveal</w:t>
+      </w:r>
+      <w:r>
+        <w:t xml:space="preserve"> </w:t>
+      </w:r>
+      <w:r>
+        <w:t xml:space="preserve">structure this one cannot resolve. We report it as evidence against the</w:t>
+      </w:r>
+      <w:r>
+        <w:t xml:space="preserve"> </w:t>
+      </w:r>
+      <w:r>
+        <w:t xml:space="preserve">counter-canon claim, stopping short of any proof that such clustering is</w:t>
+      </w:r>
+      <w:r>
+        <w:t xml:space="preserve"> </w:t>
+      </w:r>
+      <w:r>
+        <w:t xml:space="preserve">impossible.</w:t>
+      </w:r>
+    </w:p>
+    <w:p>
+      <w:pPr>
+        <w:pStyle w:val="BodyText"/>
+      </w:pPr>
+      <w:r>
+        <w:t xml:space="preserve">Coding runs on a single axis. A fuller design codes each domain on three</w:t>
+      </w:r>
+      <w:r>
+        <w:t xml:space="preserve"> </w:t>
+      </w:r>
+      <w:r>
+        <w:t xml:space="preserve">orthogonal axes (medium type, editorial orientation, ownership) against external</w:t>
+      </w:r>
+      <w:r>
+        <w:t xml:space="preserve"> </w:t>
+      </w:r>
+      <w:r>
+        <w:t xml:space="preserve">databases, since forcing them into one label is what makes Fox News, BBC and</w:t>
+      </w:r>
+      <w:r>
+        <w:t xml:space="preserve"> </w:t>
+      </w:r>
+      <w:r>
+        <w:t xml:space="preserve">France 24 irreconcilable. We code medium type only, with ownership folded into</w:t>
+      </w:r>
+      <w:r>
+        <w:t xml:space="preserve"> </w:t>
+      </w:r>
+      <w:r>
+        <w:t xml:space="preserve">the state-controlled category by rule. The orientation test inherits that</w:t>
+      </w:r>
+      <w:r>
+        <w:t xml:space="preserve"> </w:t>
+      </w:r>
+      <w:r>
+        <w:t xml:space="preserve">coarseness, asking whether mainstream, alternative and state-controlled outlets</w:t>
+      </w:r>
+      <w:r>
+        <w:t xml:space="preserve"> </w:t>
+      </w:r>
+      <w:r>
+        <w:t xml:space="preserve">cluster, and leaving a finer left-right gradient untested.</w:t>
+      </w:r>
+    </w:p>
+    <w:p>
+      <w:pPr>
+        <w:pStyle w:val="BodyText"/>
+      </w:pPr>
+      <w:r>
+        <w:t xml:space="preserve">A quarter of citations remain unclassified. Some 23.6% fall outside all</w:t>
+      </w:r>
+      <w:r>
+        <w:t xml:space="preserve"> </w:t>
+      </w:r>
+      <w:r>
+        <w:t xml:space="preserve">categories, concentrated in a long tail of which 904 domains are cited exactly</w:t>
+      </w:r>
+      <w:r>
+        <w:t xml:space="preserve"> </w:t>
+      </w:r>
+      <w:r>
+        <w:t xml:space="preserve">once. Hand-coding covered 74.9% of the original unclassified bucket, and the</w:t>
+      </w:r>
+      <w:r>
+        <w:t xml:space="preserve"> </w:t>
+      </w:r>
+      <w:r>
+        <w:t xml:space="preserve">remainder could contain further news outlets, which would raise the 12.8%</w:t>
+      </w:r>
+      <w:r>
+        <w:t xml:space="preserve"> </w:t>
+      </w:r>
+      <w:r>
+        <w:t xml:space="preserve">figure again.</w:t>
+      </w:r>
+    </w:p>
+    <w:p>
+      <w:pPr>
+        <w:pStyle w:val="BodyText"/>
+      </w:pPr>
+      <w:r>
+        <w:t xml:space="preserve">Survivorship bias is bounded below rather than corrected, as</w:t>
+      </w:r>
+      <w:r>
+        <w:t xml:space="preserve"> </w:t>
+      </w:r>
+      <w:r>
+        <w:t xml:space="preserve">Section </w:t>
       </w:r>
       <w:hyperlink w:anchor="sec:deletion">
         <w:r>
@@ -4533,7 +4657,10 @@
         </w:r>
       </w:hyperlink>
       <w:r>
-        <w:t xml:space="preserve">. Moderation removes the most extreme content</w:t>
+        <w:t xml:space="preserve"> </w:t>
+      </w:r>
+      <w:r>
+        <w:t xml:space="preserve">sets out. Moderation removes the most extreme content</w:t>
       </w:r>
       <w:r>
         <w:t xml:space="preserve"> </w:t>
@@ -4554,14 +4681,34 @@
         <w:t xml:space="preserve">deletion would need to correlate with cited-source category.</w:t>
       </w:r>
     </w:p>
-    <w:bookmarkEnd w:id="45"/>
-    <w:bookmarkStart w:id="46" w:name="scope."/>
-    <w:p>
-      <w:pPr>
-        <w:pStyle w:val="Heading4"/>
-      </w:pPr>
-      <w:r>
-        <w:t xml:space="preserve">Scope.</w:t>
+    <w:p>
+      <w:pPr>
+        <w:pStyle w:val="BodyText"/>
+      </w:pPr>
+      <w:r>
+        <w:t xml:space="preserve">The scope is one board, 24 daily captures and 45 days. Results describe the</w:t>
+      </w:r>
+      <w:r>
+        <w:t xml:space="preserve"> </w:t>
+      </w:r>
+      <w:r>
+        <w:t xml:space="preserve">surviving, publicly visible discourse of /pol/ during that window, and do not</w:t>
+      </w:r>
+      <w:r>
+        <w:t xml:space="preserve"> </w:t>
+      </w:r>
+      <w:r>
+        <w:t xml:space="preserve">generalise across time or to other imageboards.</w:t>
+      </w:r>
+    </w:p>
+    <w:bookmarkEnd w:id="37"/>
+    <w:bookmarkStart w:id="38" w:name="conclusion"/>
+    <w:p>
+      <w:pPr>
+        <w:pStyle w:val="Heading1"/>
+      </w:pPr>
+      <w:r>
+        <w:t xml:space="preserve">Conclusion</w:t>
       </w:r>
     </w:p>
     <w:p>
@@ -4569,37 +4716,6 @@
         <w:pStyle w:val="FirstParagraph"/>
       </w:pPr>
       <w:r>
-        <w:t xml:space="preserve">One board, 24 daily captures, 45 days. Results describe the surviving, publicly</w:t>
-      </w:r>
-      <w:r>
-        <w:t xml:space="preserve"> </w:t>
-      </w:r>
-      <w:r>
-        <w:t xml:space="preserve">visible discourse of /pol/ during that window, and do not generalise across time</w:t>
-      </w:r>
-      <w:r>
-        <w:t xml:space="preserve"> </w:t>
-      </w:r>
-      <w:r>
-        <w:t xml:space="preserve">or to other imageboards.</w:t>
-      </w:r>
-    </w:p>
-    <w:bookmarkEnd w:id="46"/>
-    <w:bookmarkEnd w:id="47"/>
-    <w:bookmarkStart w:id="48" w:name="conclusion"/>
-    <w:p>
-      <w:pPr>
-        <w:pStyle w:val="Heading1"/>
-      </w:pPr>
-      <w:r>
-        <w:t xml:space="preserve">Conclusion</w:t>
-      </w:r>
-    </w:p>
-    <w:p>
-      <w:pPr>
-        <w:pStyle w:val="FirstParagraph"/>
-      </w:pPr>
-      <w:r>
         <w:t xml:space="preserve">/pol/’s information diet is not a media diet. News outlets of every political</w:t>
       </w:r>
       <w:r>
@@ -4683,8 +4799,8 @@
         <w:t xml:space="preserve">what /pol/ does with the sources it cites, as opposed to which ones it cites.</w:t>
       </w:r>
     </w:p>
-    <w:bookmarkEnd w:id="48"/>
-    <w:bookmarkStart w:id="49" w:name="data-and-code-availability"/>
+    <w:bookmarkEnd w:id="38"/>
+    <w:bookmarkStart w:id="50" w:name="data-and-code-availability"/>
     <w:p>
       <w:pPr>
         <w:pStyle w:val="Heading1"/>
@@ -4762,6 +4878,8 @@
         <w:t xml:space="preserve">99</w:t>
       </w:r>
     </w:p>
+    <w:bookmarkStart w:id="39" w:name="ref-barbieri2020"/>
+    <w:bookmarkEnd w:id="39"/>
     <w:p>
       <w:pPr>
         <w:pStyle w:val="BodyText"/>
@@ -4795,6 +4913,8 @@
         <w:t xml:space="preserve">.</w:t>
       </w:r>
     </w:p>
+    <w:bookmarkStart w:id="40" w:name="ref-bozarth2020"/>
+    <w:bookmarkEnd w:id="40"/>
     <w:p>
       <w:pPr>
         <w:pStyle w:val="BodyText"/>
@@ -4828,6 +4948,8 @@
         <w:t xml:space="preserve">.</w:t>
       </w:r>
     </w:p>
+    <w:bookmarkStart w:id="41" w:name="ref-hine2017"/>
+    <w:bookmarkEnd w:id="41"/>
     <w:p>
       <w:pPr>
         <w:pStyle w:val="BodyText"/>
@@ -4881,6 +5003,8 @@
         <w:t xml:space="preserve">.</w:t>
       </w:r>
     </w:p>
+    <w:bookmarkStart w:id="42" w:name="ref-loureiro2022"/>
+    <w:bookmarkEnd w:id="42"/>
     <w:p>
       <w:pPr>
         <w:pStyle w:val="BodyText"/>
@@ -4922,6 +5046,8 @@
         <w:t xml:space="preserve">.</w:t>
       </w:r>
     </w:p>
+    <w:bookmarkStart w:id="43" w:name="ref-newman2003"/>
+    <w:bookmarkEnd w:id="43"/>
     <w:p>
       <w:pPr>
         <w:pStyle w:val="BodyText"/>
@@ -4949,6 +5075,8 @@
         <w:t xml:space="preserve">67(2), 026126.</w:t>
       </w:r>
     </w:p>
+    <w:bookmarkStart w:id="44" w:name="ref-papasavva2020"/>
+    <w:bookmarkEnd w:id="44"/>
     <w:p>
       <w:pPr>
         <w:pStyle w:val="BodyText"/>
@@ -4982,6 +5110,8 @@
         <w:t xml:space="preserve">.</w:t>
       </w:r>
     </w:p>
+    <w:bookmarkStart w:id="45" w:name="ref-robertson2018"/>
+    <w:bookmarkEnd w:id="45"/>
     <w:p>
       <w:pPr>
         <w:pStyle w:val="BodyText"/>
@@ -5009,6 +5139,8 @@
         <w:t xml:space="preserve">.</w:t>
       </w:r>
     </w:p>
+    <w:bookmarkStart w:id="46" w:name="ref-starbird2014"/>
+    <w:bookmarkEnd w:id="46"/>
     <w:p>
       <w:pPr>
         <w:pStyle w:val="BodyText"/>
@@ -5042,6 +5174,8 @@
         <w:t xml:space="preserve">.</w:t>
       </w:r>
     </w:p>
+    <w:bookmarkStart w:id="47" w:name="ref-zannettou2018memes"/>
+    <w:bookmarkEnd w:id="47"/>
     <w:p>
       <w:pPr>
         <w:pStyle w:val="BodyText"/>
@@ -5089,6 +5223,8 @@
         <w:t xml:space="preserve">.</w:t>
       </w:r>
     </w:p>
+    <w:bookmarkStart w:id="48" w:name="ref-zannettou2019web"/>
+    <w:bookmarkEnd w:id="48"/>
     <w:p>
       <w:pPr>
         <w:pStyle w:val="BodyText"/>
@@ -5122,6 +5258,8 @@
         <w:t xml:space="preserve">, 11(3), 1–37.</w:t>
       </w:r>
     </w:p>
+    <w:bookmarkStart w:id="49" w:name="ref-wilson1927"/>
+    <w:bookmarkEnd w:id="49"/>
     <w:p>
       <w:pPr>
         <w:pStyle w:val="BodyText"/>
@@ -5155,7 +5293,7 @@
         <w:t xml:space="preserve">209–212.</w:t>
       </w:r>
     </w:p>
-    <w:bookmarkEnd w:id="49"/>
+    <w:bookmarkEnd w:id="50"/>
     <w:sectPr>
       <w:footnotePr>
         <w:numRestart w:val="eachSect"/>
